--- a/05_Funcional/4_Manual_Configuracion_Radios.docx
+++ b/05_Funcional/4_Manual_Configuracion_Radios.docx
@@ -73,7 +73,7 @@
           <w:color w:val="960000"/>
           <w:sz w:val="20"/>
         </w:rPr>
-        <w:t xml:space="preserve">⚠️ CAMBIO OBLIGATORIO EN ESTA VERSIÓN — LEER ANTES DE PROBAR </w:t>
+        <w:t xml:space="preserve">⚠️ CAMBIO OBLIGATORIO EN ESTA VERSIÓN — LEER ANTES DE PROBAR ### 📌 Primero: cuántas radios tiene usted montadas 🔴 </w:t>
       </w:r>
       <w:r>
         <w:rPr>
@@ -81,7 +81,7 @@
           <w:color w:val="960000"/>
           <w:sz w:val="20"/>
         </w:rPr>
-        <w:t>La velocidad aérea (Air Data Rate) debe cambiarse de `0.3 kbps` a `2.4 kbps` en LAS CUATRO RADIOS.</w:t>
+        <w:t>LA CONFIGURACIÓN VIGENTE SON 2 RADIOS EN ENLACE DIRECTO, SIN REPETIDOR.</w:t>
       </w:r>
       <w:r>
         <w:rPr>
@@ -89,7 +89,55 @@
           <w:color w:val="960000"/>
           <w:sz w:val="20"/>
         </w:rPr>
-        <w:t xml:space="preserve"> Sin este ajuste el sistema </w:t>
+        <w:t xml:space="preserve"> Todo lo que este manual dice de *«las cuatro radios»*, de </w:t>
+      </w:r>
+      <w:r>
+        <w:rPr>
+          <w:rFonts w:ascii="Consolas" w:hAnsi="Consolas"/>
+          <w:color w:val="960000"/>
+          <w:sz w:val="20"/>
+        </w:rPr>
+        <w:t>B1</w:t>
+      </w:r>
+      <w:r>
+        <w:rPr>
+          <w:b w:val="0"/>
+          <w:color w:val="960000"/>
+          <w:sz w:val="20"/>
+        </w:rPr>
+        <w:t>/</w:t>
+      </w:r>
+      <w:r>
+        <w:rPr>
+          <w:rFonts w:ascii="Consolas" w:hAnsi="Consolas"/>
+          <w:color w:val="960000"/>
+          <w:sz w:val="20"/>
+        </w:rPr>
+        <w:t>B2</w:t>
+      </w:r>
+      <w:r>
+        <w:rPr>
+          <w:b w:val="0"/>
+          <w:color w:val="960000"/>
+          <w:sz w:val="20"/>
+        </w:rPr>
+        <w:t xml:space="preserve"> y del canal </w:t>
+      </w:r>
+      <w:r>
+        <w:rPr>
+          <w:rFonts w:ascii="Consolas" w:hAnsi="Consolas"/>
+          <w:color w:val="960000"/>
+          <w:sz w:val="20"/>
+        </w:rPr>
+        <w:t>10</w:t>
+      </w:r>
+      <w:r>
+        <w:rPr>
+          <w:b w:val="0"/>
+          <w:color w:val="960000"/>
+          <w:sz w:val="20"/>
+        </w:rPr>
+        <w:t xml:space="preserve"> describe el </w:t>
       </w:r>
       <w:r>
         <w:rPr>
@@ -97,7 +145,7 @@
           <w:color w:val="960000"/>
           <w:sz w:val="20"/>
         </w:rPr>
-        <w:t>seguirá cayendo en fallo de comunicación al paso de cada ciclo</w:t>
+        <w:t>Modo Repetidor, que HOY NO ESTÁ MONTADO</w:t>
       </w:r>
       <w:r>
         <w:rPr>
@@ -105,7 +153,7 @@
           <w:color w:val="960000"/>
           <w:sz w:val="20"/>
         </w:rPr>
-        <w:t xml:space="preserve">, y el </w:t>
+        <w:t xml:space="preserve"> — se conserva porque es reinstalable (§3), no porque esté en uso. </w:t>
       </w:r>
       <w:r>
         <w:rPr>
@@ -113,7 +161,7 @@
           <w:color w:val="960000"/>
           <w:sz w:val="20"/>
         </w:rPr>
-        <w:t>modo repetidor no funcionará en absoluto</w:t>
+        <w:t>Este aviso faltaba, y era el único de los cuatro documentos de radio que no lo llevaba:</w:t>
       </w:r>
       <w:r>
         <w:rPr>
@@ -121,7 +169,23 @@
           <w:color w:val="960000"/>
           <w:sz w:val="20"/>
         </w:rPr>
-        <w:t xml:space="preserve">. No es opcional ni cosmético: es la corrección principal de esta entrega. Las radios que no se reconfiguren reproducirán el fallo anterior. Todas las radios del enlace deben quedar con </w:t>
+        <w:t xml:space="preserve"> </w:t>
+      </w:r>
+      <w:r>
+        <w:rPr>
+          <w:rFonts w:ascii="Consolas" w:hAnsi="Consolas"/>
+          <w:color w:val="960000"/>
+          <w:sz w:val="20"/>
+        </w:rPr>
+        <w:t>7_Especificacion_Antenas.md:138-140</w:t>
+      </w:r>
+      <w:r>
+        <w:rPr>
+          <w:b w:val="0"/>
+          <w:color w:val="960000"/>
+          <w:sz w:val="20"/>
+        </w:rPr>
+        <w:t xml:space="preserve"> sí lo declara bien (*«Dos antenas cubren el montaje vigente —Maestro y Esclavo en enlace directo—»*). Añadido el 05/09. </w:t>
       </w:r>
       <w:r>
         <w:rPr>
@@ -129,7 +193,7 @@
           <w:color w:val="960000"/>
           <w:sz w:val="20"/>
         </w:rPr>
-        <w:t>el mismo</w:t>
+        <w:t>La velocidad aérea (Air Data Rate) debe cambiarse de `0.3 kbps` a `2.4 kbps` en TODAS LAS RADIOS DEL ENLACE</w:t>
       </w:r>
       <w:r>
         <w:rPr>
@@ -137,7 +201,103 @@
           <w:color w:val="960000"/>
           <w:sz w:val="20"/>
         </w:rPr>
-        <w:t xml:space="preserve"> Air Data Rate, o no se comunicarán entre sí.</w:t>
+        <w:t xml:space="preserve"> ~~en LAS CUATRO RADIOS~~ — </w:t>
+      </w:r>
+      <w:r>
+        <w:rPr>
+          <w:b/>
+          <w:color w:val="960000"/>
+          <w:sz w:val="20"/>
+        </w:rPr>
+        <w:t>hoy son DOS</w:t>
+      </w:r>
+      <w:r>
+        <w:rPr>
+          <w:b w:val="0"/>
+          <w:color w:val="960000"/>
+          <w:sz w:val="20"/>
+        </w:rPr>
+        <w:t xml:space="preserve">; cuatro sólo si se reinstala el repetidor. Sin este ajuste el sistema </w:t>
+      </w:r>
+      <w:r>
+        <w:rPr>
+          <w:b/>
+          <w:color w:val="960000"/>
+          <w:sz w:val="20"/>
+        </w:rPr>
+        <w:t>seguirá cayendo en fallo de comunicación al paso de cada ciclo</w:t>
+      </w:r>
+      <w:r>
+        <w:rPr>
+          <w:b w:val="0"/>
+          <w:color w:val="960000"/>
+          <w:sz w:val="20"/>
+        </w:rPr>
+        <w:t xml:space="preserve">~~, y el </w:t>
+      </w:r>
+      <w:r>
+        <w:rPr>
+          <w:b/>
+          <w:color w:val="960000"/>
+          <w:sz w:val="20"/>
+        </w:rPr>
+        <w:t>modo repetidor no funcionará en absoluto</w:t>
+      </w:r>
+      <w:r>
+        <w:rPr>
+          <w:b w:val="0"/>
+          <w:color w:val="960000"/>
+          <w:sz w:val="20"/>
+        </w:rPr>
+        <w:t xml:space="preserve">~~ *(el modo repetidor no está montado hoy)*. No es opcional ni cosmético: es la corrección principal de esta entrega. Las radios que no se reconfiguren reproducirán el fallo anterior. Todas las radios del enlace deben quedar con </w:t>
+      </w:r>
+      <w:r>
+        <w:rPr>
+          <w:b/>
+          <w:color w:val="960000"/>
+          <w:sz w:val="20"/>
+        </w:rPr>
+        <w:t>el mismo</w:t>
+      </w:r>
+      <w:r>
+        <w:rPr>
+          <w:b w:val="0"/>
+          <w:color w:val="960000"/>
+          <w:sz w:val="20"/>
+        </w:rPr>
+        <w:t xml:space="preserve"> Air Data Rate, o no se comunicarán entre sí. </w:t>
+      </w:r>
+      <w:r>
+        <w:rPr>
+          <w:b/>
+          <w:color w:val="960000"/>
+          <w:sz w:val="20"/>
+        </w:rPr>
+        <w:t>Y `M0`/`M1` van ambos en `OFF` durante la operación</w:t>
+      </w:r>
+      <w:r>
+        <w:rPr>
+          <w:b w:val="0"/>
+          <w:color w:val="960000"/>
+          <w:sz w:val="20"/>
+        </w:rPr>
+        <w:t xml:space="preserve"> (los </w:t>
+      </w:r>
+      <w:r>
+        <w:rPr>
+          <w:rFonts w:ascii="Consolas" w:hAnsi="Consolas"/>
+          <w:color w:val="960000"/>
+          <w:sz w:val="20"/>
+        </w:rPr>
+        <w:t>ON</w:t>
+      </w:r>
+      <w:r>
+        <w:rPr>
+          <w:b w:val="0"/>
+          <w:color w:val="960000"/>
+          <w:sz w:val="20"/>
+        </w:rPr>
+        <w:t xml:space="preserve"> de §2 son sólo para entrar en modo configuración).</w:t>
       </w:r>
     </w:p>
     <w:p>
@@ -2865,14 +3025,14 @@
           <w:b/>
           <w:sz w:val="21"/>
         </w:rPr>
-        <w:t>la hora y la configuración del ciclo</w:t>
+        <w:t>la hora, la FECHA y la configuración del ciclo</w:t>
       </w:r>
       <w:r>
         <w:rPr>
           <w:b w:val="0"/>
           <w:sz w:val="21"/>
         </w:rPr>
-        <w:t xml:space="preserve"> al Esclavo por el mismo enlace</w:t>
+        <w:t xml:space="preserve"> al Esclavo por el</w:t>
       </w:r>
     </w:p>
     <w:p>
@@ -2884,7 +3044,7 @@
           <w:b w:val="0"/>
           <w:sz w:val="21"/>
         </w:rPr>
-        <w:t xml:space="preserve">(comandos </w:t>
+        <w:t xml:space="preserve">mismo enlace —comandos </w:t>
       </w:r>
       <w:r>
         <w:rPr>
@@ -2912,21 +3072,250 @@
           <w:b w:val="0"/>
           <w:sz w:val="21"/>
         </w:rPr>
-        <w:t xml:space="preserve">), al confirmar la hora y luego </w:t>
+        <w:t xml:space="preserve"> </w:t>
       </w:r>
       <w:r>
         <w:rPr>
           <w:b/>
           <w:sz w:val="21"/>
         </w:rPr>
-        <w:t>una vez por hora</w:t>
+        <w:t>y `0x10`</w:t>
       </w:r>
       <w:r>
         <w:rPr>
           <w:b w:val="0"/>
           <w:sz w:val="21"/>
         </w:rPr>
+        <w:t xml:space="preserve"> ~~(comandos </w:t>
+      </w:r>
+      <w:r>
+        <w:rPr>
+          <w:rFonts w:ascii="Consolas" w:hAnsi="Consolas"/>
+          <w:sz w:val="21"/>
+        </w:rPr>
+        <w:t>0x07</w:t>
+      </w:r>
+      <w:r>
+        <w:rPr>
+          <w:b w:val="0"/>
+          <w:sz w:val="21"/>
+        </w:rPr>
+        <w:t>–</w:t>
+      </w:r>
+      <w:r>
+        <w:rPr>
+          <w:rFonts w:ascii="Consolas" w:hAnsi="Consolas"/>
+          <w:sz w:val="21"/>
+        </w:rPr>
+        <w:t>0x0F</w:t>
+      </w:r>
+      <w:r>
+        <w:rPr>
+          <w:b w:val="0"/>
+          <w:sz w:val="21"/>
+        </w:rPr>
+        <w:t>)~~—, al confirmar la hora</w:t>
+      </w:r>
+    </w:p>
+    <w:p>
+      <w:pPr>
+        <w:spacing w:after="120"/>
+      </w:pPr>
+      <w:r>
+        <w:rPr>
+          <w:b w:val="0"/>
+          <w:sz w:val="21"/>
+        </w:rPr>
+        <w:t xml:space="preserve">y luego </w:t>
+      </w:r>
+      <w:r>
+        <w:rPr>
+          <w:b/>
+          <w:sz w:val="21"/>
+        </w:rPr>
+        <w:t>una vez por hora</w:t>
+      </w:r>
+      <w:r>
+        <w:rPr>
+          <w:b w:val="0"/>
+          <w:sz w:val="21"/>
+        </w:rPr>
         <w:t xml:space="preserve"> mientras haya enlace.</w:t>
+      </w:r>
+    </w:p>
+    <w:p>
+      <w:pPr>
+        <w:spacing w:after="160"/>
+        <w:ind w:left="360"/>
+        <w:shd w:val="clear" w:fill="FFF4E5"/>
+      </w:pPr>
+      <w:r>
+        <w:rPr>
+          <w:b w:val="0"/>
+          <w:color w:val="960000"/>
+          <w:sz w:val="20"/>
+        </w:rPr>
+        <w:t xml:space="preserve">⚠️ </w:t>
+      </w:r>
+      <w:r>
+        <w:rPr>
+          <w:b/>
+          <w:color w:val="960000"/>
+          <w:sz w:val="20"/>
+        </w:rPr>
+        <w:t>`CMD_HORA_D` —el DÍA DEL MES— vale `0x10`, FUERA del bloque de los demás, y el rango que este apartado publicaba lo dejaba fuera.</w:t>
+      </w:r>
+      <w:r>
+        <w:rPr>
+          <w:b w:val="0"/>
+          <w:color w:val="960000"/>
+          <w:sz w:val="20"/>
+        </w:rPr>
+        <w:t xml:space="preserve"> Medido: </w:t>
+      </w:r>
+      <w:r>
+        <w:rPr>
+          <w:rFonts w:ascii="Consolas" w:hAnsi="Consolas"/>
+          <w:color w:val="960000"/>
+          <w:sz w:val="20"/>
+        </w:rPr>
+        <w:t>Maestro/include/protocolo.h:54</w:t>
+      </w:r>
+      <w:r>
+        <w:rPr>
+          <w:b w:val="0"/>
+          <w:color w:val="960000"/>
+          <w:sz w:val="20"/>
+        </w:rPr>
+        <w:t xml:space="preserve"> (</w:t>
+      </w:r>
+      <w:r>
+        <w:rPr>
+          <w:rFonts w:ascii="Consolas" w:hAnsi="Consolas"/>
+          <w:color w:val="960000"/>
+          <w:sz w:val="20"/>
+        </w:rPr>
+        <w:t>#define CMD_HORA_D 0x10</w:t>
+      </w:r>
+      <w:r>
+        <w:rPr>
+          <w:b w:val="0"/>
+          <w:color w:val="960000"/>
+          <w:sz w:val="20"/>
+        </w:rPr>
+        <w:t xml:space="preserve">), enviado en </w:t>
+      </w:r>
+      <w:r>
+        <w:rPr>
+          <w:rFonts w:ascii="Consolas" w:hAnsi="Consolas"/>
+          <w:color w:val="960000"/>
+          <w:sz w:val="20"/>
+        </w:rPr>
+        <w:t>coordinador.cpp:328</w:t>
+      </w:r>
+      <w:r>
+        <w:rPr>
+          <w:b w:val="0"/>
+          <w:color w:val="960000"/>
+          <w:sz w:val="20"/>
+        </w:rPr>
+        <w:t xml:space="preserve"> y atendido en </w:t>
+      </w:r>
+      <w:r>
+        <w:rPr>
+          <w:rFonts w:ascii="Consolas" w:hAnsi="Consolas"/>
+          <w:color w:val="960000"/>
+          <w:sz w:val="20"/>
+        </w:rPr>
+        <w:t>Esclavo/src/main.cpp:488</w:t>
+      </w:r>
+      <w:r>
+        <w:rPr>
+          <w:b w:val="0"/>
+          <w:color w:val="960000"/>
+          <w:sz w:val="20"/>
+        </w:rPr>
+        <w:t xml:space="preserve">. Un filtro de </w:t>
+      </w:r>
+      <w:r>
+        <w:rPr>
+          <w:rFonts w:ascii="Consolas" w:hAnsi="Consolas"/>
+          <w:color w:val="960000"/>
+          <w:sz w:val="20"/>
+        </w:rPr>
+        <w:t>0x07</w:t>
+      </w:r>
+      <w:r>
+        <w:rPr>
+          <w:b w:val="0"/>
+          <w:color w:val="960000"/>
+          <w:sz w:val="20"/>
+        </w:rPr>
+        <w:t xml:space="preserve"> a </w:t>
+      </w:r>
+      <w:r>
+        <w:rPr>
+          <w:rFonts w:ascii="Consolas" w:hAnsi="Consolas"/>
+          <w:color w:val="960000"/>
+          <w:sz w:val="20"/>
+        </w:rPr>
+        <w:t>0x0F</w:t>
+      </w:r>
+      <w:r>
+        <w:rPr>
+          <w:b w:val="0"/>
+          <w:color w:val="960000"/>
+          <w:sz w:val="20"/>
+        </w:rPr>
+        <w:t xml:space="preserve"> en un analizador de tramas </w:t>
+      </w:r>
+      <w:r>
+        <w:rPr>
+          <w:b/>
+          <w:color w:val="960000"/>
+          <w:sz w:val="20"/>
+        </w:rPr>
+        <w:t>no vería la fecha</w:t>
+      </w:r>
+      <w:r>
+        <w:rPr>
+          <w:b w:val="0"/>
+          <w:color w:val="960000"/>
+          <w:sz w:val="20"/>
+        </w:rPr>
+        <w:t xml:space="preserve"> — y es justo la trama que impide que las dos puntas lleven </w:t>
+      </w:r>
+      <w:r>
+        <w:rPr>
+          <w:b/>
+          <w:color w:val="960000"/>
+          <w:sz w:val="20"/>
+        </w:rPr>
+        <w:t>calendarios desacoplados</w:t>
+      </w:r>
+      <w:r>
+        <w:rPr>
+          <w:b w:val="0"/>
+          <w:color w:val="960000"/>
+          <w:sz w:val="20"/>
+        </w:rPr>
+        <w:t xml:space="preserve">, que es lo que </w:t>
+      </w:r>
+      <w:r>
+        <w:rPr>
+          <w:rFonts w:ascii="Consolas" w:hAnsi="Consolas"/>
+          <w:color w:val="960000"/>
+          <w:sz w:val="20"/>
+        </w:rPr>
+        <w:t>protocolo.h:41</w:t>
+      </w:r>
+      <w:r>
+        <w:rPr>
+          <w:b w:val="0"/>
+          <w:color w:val="960000"/>
+          <w:sz w:val="20"/>
+        </w:rPr>
+        <w:t xml:space="preserve"> describe: *«va PRIMERO en la secuencia»*.</w:t>
       </w:r>
     </w:p>
     <w:p>

--- a/05_Funcional/4_Manual_Configuracion_Radios.docx
+++ b/05_Funcional/4_Manual_Configuracion_Radios.docx
@@ -1074,35 +1074,85 @@
           <w:b w:val="0"/>
           <w:sz w:val="21"/>
         </w:rPr>
-        <w:t xml:space="preserve"> ⚠️ </w:t>
+        <w:t xml:space="preserve"> ⚠️ **OBLIGATORIO — cambiar en TODAS las radios del enlace:</w:t>
+      </w:r>
+    </w:p>
+    <w:p>
+      <w:pPr>
+        <w:spacing w:after="120"/>
+      </w:pPr>
+      <w:r>
+        <w:rPr>
+          <w:b w:val="0"/>
+          <w:sz w:val="21"/>
+        </w:rPr>
+        <w:t xml:space="preserve">hoy son ~~4~~ </w:t>
       </w:r>
       <w:r>
         <w:rPr>
           <w:b/>
           <w:sz w:val="21"/>
         </w:rPr>
-        <w:t>OBLIGATORIO — cambiar en las 4 radios.</w:t>
+        <w:t>DOS</w:t>
       </w:r>
       <w:r>
         <w:rPr>
           <w:b w:val="0"/>
           <w:sz w:val="21"/>
         </w:rPr>
-        <w:t xml:space="preserve"> Si alguna queda en </w:t>
+        <w:t>, en enlace directo y sin repetidor** *(corregido el 07/09; lo dice la</w:t>
+      </w:r>
+    </w:p>
+    <w:p>
+      <w:pPr>
+        <w:spacing w:after="120"/>
+      </w:pPr>
+      <w:r>
+        <w:rPr>
+          <w:b w:val="0"/>
+          <w:sz w:val="21"/>
+        </w:rPr>
+        <w:t xml:space="preserve">cabecera de este mismo manual y </w:t>
       </w:r>
       <w:r>
         <w:rPr>
           <w:rFonts w:ascii="Consolas" w:hAnsi="Consolas"/>
           <w:sz w:val="21"/>
         </w:rPr>
-        <w:t>0.3 kbps</w:t>
+        <w:t>CLAUDE.md</w:t>
       </w:r>
       <w:r>
         <w:rPr>
           <w:b w:val="0"/>
           <w:sz w:val="21"/>
         </w:rPr>
-        <w:t>, no enlazará con las demás y el fallo de comunicación persistirá.</w:t>
+        <w:t xml:space="preserve"> §10)*. Si alguna queda en </w:t>
+      </w:r>
+      <w:r>
+        <w:rPr>
+          <w:rFonts w:ascii="Consolas" w:hAnsi="Consolas"/>
+          <w:sz w:val="21"/>
+        </w:rPr>
+        <w:t>0.3 kbps</w:t>
+      </w:r>
+      <w:r>
+        <w:rPr>
+          <w:b w:val="0"/>
+          <w:sz w:val="21"/>
+        </w:rPr>
+        <w:t>, no enlazará</w:t>
+      </w:r>
+    </w:p>
+    <w:p>
+      <w:pPr>
+        <w:spacing w:after="120"/>
+      </w:pPr>
+      <w:r>
+        <w:rPr>
+          <w:b w:val="0"/>
+          <w:sz w:val="21"/>
+        </w:rPr>
+        <w:t>con las demás y el fallo de comunicación persistirá.</w:t>
       </w:r>
     </w:p>
     <w:p>
@@ -2867,21 +2917,21 @@
           <w:b w:val="0"/>
           <w:sz w:val="21"/>
         </w:rPr>
-        <w:t xml:space="preserve">Las </w:t>
+        <w:t xml:space="preserve">Las radios del enlace —hoy </w:t>
       </w:r>
       <w:r>
         <w:rPr>
           <w:b/>
           <w:sz w:val="21"/>
         </w:rPr>
-        <w:t>cuatro</w:t>
+        <w:t>DOS</w:t>
       </w:r>
       <w:r>
         <w:rPr>
           <w:b w:val="0"/>
           <w:sz w:val="21"/>
         </w:rPr>
-        <w:t xml:space="preserve"> radios tienen el </w:t>
+        <w:t xml:space="preserve">, ~~cuatro~~— tienen el </w:t>
       </w:r>
       <w:r>
         <w:rPr>
@@ -2895,7 +2945,7 @@
           <w:b w:val="0"/>
           <w:sz w:val="21"/>
         </w:rPr>
-        <w:t xml:space="preserve"> Air Data Rate</w:t>
+        <w:t xml:space="preserve"> Air Data Rate *(corregido el 07/09; las dos filas del repetidor sólo se marcan si algún día se reinstala)*</w:t>
       </w:r>
     </w:p>
     <w:p>

--- a/05_Funcional/4_Manual_Configuracion_Radios.docx
+++ b/05_Funcional/4_Manual_Configuracion_Radios.docx
@@ -177,7 +177,7 @@
           <w:color w:val="960000"/>
           <w:sz w:val="20"/>
         </w:rPr>
-        <w:t>7_Especificacion_Antenas.md:138-140</w:t>
+        <w:t>7_Especificacion_Antenas.md</w:t>
       </w:r>
       <w:r>
         <w:rPr>
@@ -185,7 +185,103 @@
           <w:color w:val="960000"/>
           <w:sz w:val="20"/>
         </w:rPr>
-        <w:t xml:space="preserve"> sí lo declara bien (*«Dos antenas cubren el montaje vigente —Maestro y Esclavo en enlace directo—»*). Añadido el 05/09. </w:t>
+        <w:t xml:space="preserve"> §6.3 sí lo declara bien (*«Dos antenas cubren el montaje vigente —Maestro y Esclavo en enlace directo—»*). Añadido el 05/09. *(Corregido el 07/09: la cita iba por número de línea, </w:t>
+      </w:r>
+      <w:r>
+        <w:rPr>
+          <w:rFonts w:ascii="Consolas" w:hAnsi="Consolas"/>
+          <w:color w:val="960000"/>
+          <w:sz w:val="20"/>
+        </w:rPr>
+        <w:t>:138-140</w:t>
+      </w:r>
+      <w:r>
+        <w:rPr>
+          <w:b w:val="0"/>
+          <w:color w:val="960000"/>
+          <w:sz w:val="20"/>
+        </w:rPr>
+        <w:t xml:space="preserve">; se cita el apartado, que no se renumera solo.)* ✅ </w:t>
+      </w:r>
+      <w:r>
+        <w:rPr>
+          <w:b/>
+          <w:color w:val="960000"/>
+          <w:sz w:val="20"/>
+        </w:rPr>
+        <w:t>07/09 — y el CUERPO de este manual ya no lo contradice.</w:t>
+      </w:r>
+      <w:r>
+        <w:rPr>
+          <w:b w:val="0"/>
+          <w:color w:val="960000"/>
+          <w:sz w:val="20"/>
+        </w:rPr>
+        <w:t xml:space="preserve"> El </w:t>
+      </w:r>
+      <w:r>
+        <w:rPr>
+          <w:rFonts w:ascii="Consolas" w:hAnsi="Consolas"/>
+          <w:color w:val="960000"/>
+          <w:sz w:val="20"/>
+        </w:rPr>
+        <w:t>README.md</w:t>
+      </w:r>
+      <w:r>
+        <w:rPr>
+          <w:b w:val="0"/>
+          <w:color w:val="960000"/>
+          <w:sz w:val="20"/>
+        </w:rPr>
+        <w:t xml:space="preserve"> de esta carpeta avisaba de que *«el cuerpo todavía dice cambiar en las 4 radios en dos sitios: haga caso a su cabecera»*. </w:t>
+      </w:r>
+      <w:r>
+        <w:rPr>
+          <w:b/>
+          <w:color w:val="960000"/>
+          <w:sz w:val="20"/>
+        </w:rPr>
+        <w:t>Corregidos los dos</w:t>
+      </w:r>
+      <w:r>
+        <w:rPr>
+          <w:b w:val="0"/>
+          <w:color w:val="960000"/>
+          <w:sz w:val="20"/>
+        </w:rPr>
+        <w:t xml:space="preserve"> —el paso 4 de §2 y el aviso del paso 3—; lo que queda con la palabra «cuatro» describe </w:t>
+      </w:r>
+      <w:r>
+        <w:rPr>
+          <w:b/>
+          <w:color w:val="960000"/>
+          <w:sz w:val="20"/>
+        </w:rPr>
+        <w:t>el Modo Repetidor</w:t>
+      </w:r>
+      <w:r>
+        <w:rPr>
+          <w:b w:val="0"/>
+          <w:color w:val="960000"/>
+          <w:sz w:val="20"/>
+        </w:rPr>
+        <w:t xml:space="preserve"> (§3), que </w:t>
+      </w:r>
+      <w:r>
+        <w:rPr>
+          <w:b/>
+          <w:color w:val="960000"/>
+          <w:sz w:val="20"/>
+        </w:rPr>
+        <w:t>no está montado</w:t>
+      </w:r>
+      <w:r>
+        <w:rPr>
+          <w:b w:val="0"/>
+          <w:color w:val="960000"/>
+          <w:sz w:val="20"/>
+        </w:rPr>
+        <w:t xml:space="preserve">, o es histórico de la corrección del 31/07. </w:t>
       </w:r>
       <w:r>
         <w:rPr>
@@ -1452,7 +1548,7 @@
           <w:color w:val="960000"/>
           <w:sz w:val="20"/>
         </w:rPr>
-        <w:t xml:space="preserve"> Compruébelo en las </w:t>
+        <w:t xml:space="preserve"> Compruébelo en </w:t>
       </w:r>
       <w:r>
         <w:rPr>
@@ -1460,7 +1556,7 @@
           <w:color w:val="960000"/>
           <w:sz w:val="20"/>
         </w:rPr>
-        <w:t>cuatro</w:t>
+        <w:t>TODAS las radios del enlace —hoy DOS</w:t>
       </w:r>
       <w:r>
         <w:rPr>
@@ -1468,7 +1564,23 @@
           <w:color w:val="960000"/>
           <w:sz w:val="20"/>
         </w:rPr>
-        <w:t xml:space="preserve"> radios antes de cerrar los gabinetes. Si una radio oye pero no contesta, lo primero que se revisa son estos dos switches.</w:t>
+        <w:t xml:space="preserve">, ~~cuatro~~— </w:t>
+      </w:r>
+      <w:r>
+        <w:rPr>
+          <w:b/>
+          <w:color w:val="960000"/>
+          <w:sz w:val="20"/>
+        </w:rPr>
+        <w:t>antes de cerrar los gabinetes</w:t>
+      </w:r>
+      <w:r>
+        <w:rPr>
+          <w:b w:val="0"/>
+          <w:color w:val="960000"/>
+          <w:sz w:val="20"/>
+        </w:rPr>
+        <w:t xml:space="preserve"> *(corregido el 07/09; cuatro sólo si se reinstala el repetidor, ver §3)*. Si una radio oye pero no contesta, lo primero que se revisa son estos dos switches.</w:t>
       </w:r>
     </w:p>
     <w:p>
@@ -3221,7 +3333,23 @@
           <w:color w:val="960000"/>
           <w:sz w:val="20"/>
         </w:rPr>
-        <w:t xml:space="preserve"> Medido: </w:t>
+        <w:t xml:space="preserve"> </w:t>
+      </w:r>
+      <w:r>
+        <w:rPr>
+          <w:b/>
+          <w:color w:val="960000"/>
+          <w:sz w:val="20"/>
+        </w:rPr>
+        <w:t>RE-MEDIDO EL 07/09</w:t>
+      </w:r>
+      <w:r>
+        <w:rPr>
+          <w:b w:val="0"/>
+          <w:color w:val="960000"/>
+          <w:sz w:val="20"/>
+        </w:rPr>
+        <w:t xml:space="preserve"> *(se cita el símbolo; el renglón del Esclavo ya había caducado —decía </w:t>
       </w:r>
       <w:r>
         <w:rPr>
@@ -3229,7 +3357,7 @@
           <w:color w:val="960000"/>
           <w:sz w:val="20"/>
         </w:rPr>
-        <w:t>Maestro/include/protocolo.h:54</w:t>
+        <w:t>:488</w:t>
       </w:r>
       <w:r>
         <w:rPr>
@@ -3237,7 +3365,7 @@
           <w:color w:val="960000"/>
           <w:sz w:val="20"/>
         </w:rPr>
-        <w:t xml:space="preserve"> (</w:t>
+        <w:t>—)*: ``</w:t>
       </w:r>
       <w:r>
         <w:rPr>
@@ -3245,7 +3373,22 @@
           <w:color w:val="960000"/>
           <w:sz w:val="20"/>
         </w:rPr>
-        <w:t>#define CMD_HORA_D 0x10</w:t>
+        <w:t xml:space="preserve"> $ grep -n "CMD_HORA_D" Maestro/include/protocolo.h Maestro/src/coordinador.cpp Esclavo/src/main.cpp Maestro/include/protocolo.h:54:#define CMD_HORA_D     0x10 Maestro/src/coordinador.cpp:328:  protocolo_enviarPaquete(CMD_HORA_D, d); Esclavo/src/main.cpp:499:    } else if (pkt.command == CMD_HORA_D) { </w:t>
+      </w:r>
+      <w:r>
+        <w:rPr>
+          <w:rFonts w:ascii="Consolas" w:hAnsi="Consolas"/>
+          <w:color w:val="960000"/>
+          <w:sz w:val="20"/>
+        </w:rPr>
+      </w:r>
+      <w:r>
+        <w:rPr>
+          <w:rFonts w:ascii="Consolas" w:hAnsi="Consolas"/>
+          <w:color w:val="960000"/>
+          <w:sz w:val="20"/>
+        </w:rPr>
+        <w:t xml:space="preserve"> Un filtro de </w:t>
       </w:r>
       <w:r>
         <w:rPr>
@@ -3253,7 +3396,7 @@
           <w:color w:val="960000"/>
           <w:sz w:val="20"/>
         </w:rPr>
-        <w:t xml:space="preserve">), enviado en </w:t>
+        <w:t>0x07</w:t>
       </w:r>
       <w:r>
         <w:rPr>
@@ -3261,7 +3404,7 @@
           <w:color w:val="960000"/>
           <w:sz w:val="20"/>
         </w:rPr>
-        <w:t>coordinador.cpp:328</w:t>
+        <w:t xml:space="preserve"> a </w:t>
       </w:r>
       <w:r>
         <w:rPr>
@@ -3269,7 +3412,102 @@
           <w:color w:val="960000"/>
           <w:sz w:val="20"/>
         </w:rPr>
-        <w:t xml:space="preserve"> y atendido en </w:t>
+        <w:t xml:space="preserve">0x0F` en un analizador de tramas </w:t>
+      </w:r>
+      <w:r>
+        <w:rPr>
+          <w:b/>
+          <w:color w:val="960000"/>
+          <w:sz w:val="20"/>
+        </w:rPr>
+        <w:t>no vería la fecha</w:t>
+      </w:r>
+      <w:r>
+        <w:rPr>
+          <w:b w:val="0"/>
+          <w:color w:val="960000"/>
+          <w:sz w:val="20"/>
+        </w:rPr>
+        <w:t xml:space="preserve"> — y es justo la trama que impide que las dos puntas lleven </w:t>
+      </w:r>
+      <w:r>
+        <w:rPr>
+          <w:b/>
+          <w:color w:val="960000"/>
+          <w:sz w:val="20"/>
+        </w:rPr>
+        <w:t>calendarios desacoplados</w:t>
+      </w:r>
+      <w:r>
+        <w:rPr>
+          <w:b w:val="0"/>
+          <w:color w:val="960000"/>
+          <w:sz w:val="20"/>
+        </w:rPr>
+        <w:t>.</w:t>
+      </w:r>
+    </w:p>
+    <w:p>
+      <w:pPr>
+        <w:spacing w:after="160"/>
+        <w:ind w:left="360"/>
+        <w:shd w:val="clear" w:fill="FFF4E5"/>
+      </w:pPr>
+      <w:r>
+        <w:rPr>
+          <w:b w:val="0"/>
+          <w:color w:val="960000"/>
+          <w:sz w:val="20"/>
+        </w:rPr>
+        <w:t xml:space="preserve">🔴 </w:t>
+      </w:r>
+      <w:r>
+        <w:rPr>
+          <w:b/>
+          <w:color w:val="960000"/>
+          <w:sz w:val="20"/>
+        </w:rPr>
+        <w:t>07/09 — Y HAY QUE LEER ESTE APARTADO SABIENDO QUÉ RELOJ SINCRONIZA, PORQUE NO ES EL DEL CRUCE.</w:t>
+      </w:r>
+      <w:r>
+        <w:rPr>
+          <w:b w:val="0"/>
+          <w:color w:val="960000"/>
+          <w:sz w:val="20"/>
+        </w:rPr>
+        <w:t xml:space="preserve"> Estas tramas ponen en hora </w:t>
+      </w:r>
+      <w:r>
+        <w:rPr>
+          <w:b/>
+          <w:color w:val="960000"/>
+          <w:sz w:val="20"/>
+        </w:rPr>
+        <w:t>el RTC interno del STM32</w:t>
+      </w:r>
+      <w:r>
+        <w:rPr>
+          <w:b w:val="0"/>
+          <w:color w:val="960000"/>
+          <w:sz w:val="20"/>
+        </w:rPr>
+        <w:t xml:space="preserve">, y ese reloj </w:t>
+      </w:r>
+      <w:r>
+        <w:rPr>
+          <w:b/>
+          <w:color w:val="960000"/>
+          <w:sz w:val="20"/>
+        </w:rPr>
+        <w:t>no existe</w:t>
+      </w:r>
+      <w:r>
+        <w:rPr>
+          <w:b w:val="0"/>
+          <w:color w:val="960000"/>
+          <w:sz w:val="20"/>
+        </w:rPr>
+        <w:t xml:space="preserve">: el cristal </w:t>
       </w:r>
       <w:r>
         <w:rPr>
@@ -3277,7 +3515,7 @@
           <w:color w:val="960000"/>
           <w:sz w:val="20"/>
         </w:rPr>
-        <w:t>Esclavo/src/main.cpp:488</w:t>
+        <w:t>Y2</w:t>
       </w:r>
       <w:r>
         <w:rPr>
@@ -3285,7 +3523,7 @@
           <w:color w:val="960000"/>
           <w:sz w:val="20"/>
         </w:rPr>
-        <w:t xml:space="preserve">. Un filtro de </w:t>
+        <w:t xml:space="preserve"> está confirmado muerto (</w:t>
       </w:r>
       <w:r>
         <w:rPr>
@@ -3293,7 +3531,7 @@
           <w:color w:val="960000"/>
           <w:sz w:val="20"/>
         </w:rPr>
-        <w:t>0x07</w:t>
+        <w:t>N-17</w:t>
       </w:r>
       <w:r>
         <w:rPr>
@@ -3301,7 +3539,55 @@
           <w:color w:val="960000"/>
           <w:sz w:val="20"/>
         </w:rPr>
-        <w:t xml:space="preserve"> a </w:t>
+        <w:t xml:space="preserve">) y desde </w:t>
+      </w:r>
+      <w:r>
+        <w:rPr>
+          <w:b/>
+          <w:color w:val="960000"/>
+          <w:sz w:val="20"/>
+        </w:rPr>
+        <w:t>`DECISIONES.md` `D-15`</w:t>
+      </w:r>
+      <w:r>
+        <w:rPr>
+          <w:b w:val="0"/>
+          <w:color w:val="960000"/>
+          <w:sz w:val="20"/>
+        </w:rPr>
+        <w:t xml:space="preserve"> el STM32 </w:t>
+      </w:r>
+      <w:r>
+        <w:rPr>
+          <w:b/>
+          <w:color w:val="960000"/>
+          <w:sz w:val="20"/>
+        </w:rPr>
+        <w:t>ni siquiera contesta a `SET_RTC`</w:t>
+      </w:r>
+      <w:r>
+        <w:rPr>
+          <w:b w:val="0"/>
+          <w:color w:val="960000"/>
+          <w:sz w:val="20"/>
+        </w:rPr>
+        <w:t xml:space="preserve">. </w:t>
+      </w:r>
+      <w:r>
+        <w:rPr>
+          <w:b/>
+          <w:color w:val="960000"/>
+          <w:sz w:val="20"/>
+        </w:rPr>
+        <w:t>La hora que ve el operario la lleva el `DS3231` con pila del `ESP32` de CADA poste</w:t>
+      </w:r>
+      <w:r>
+        <w:rPr>
+          <w:b w:val="0"/>
+          <w:color w:val="960000"/>
+          <w:sz w:val="20"/>
+        </w:rPr>
+        <w:t xml:space="preserve"> (</w:t>
       </w:r>
       <w:r>
         <w:rPr>
@@ -3309,7 +3595,7 @@
           <w:color w:val="960000"/>
           <w:sz w:val="20"/>
         </w:rPr>
-        <w:t>0x0F</w:t>
+        <w:t>D-9</w:t>
       </w:r>
       <w:r>
         <w:rPr>
@@ -3317,7 +3603,7 @@
           <w:color w:val="960000"/>
           <w:sz w:val="20"/>
         </w:rPr>
-        <w:t xml:space="preserve"> en un analizador de tramas </w:t>
+        <w:t xml:space="preserve">), </w:t>
       </w:r>
       <w:r>
         <w:rPr>
@@ -3325,7 +3611,7 @@
           <w:color w:val="960000"/>
           <w:sz w:val="20"/>
         </w:rPr>
-        <w:t>no vería la fecha</w:t>
+        <w:t>hay dos por cruce, y NADA los sincroniza entre sí</w:t>
       </w:r>
       <w:r>
         <w:rPr>
@@ -3333,7 +3619,23 @@
           <w:color w:val="960000"/>
           <w:sz w:val="20"/>
         </w:rPr>
-        <w:t xml:space="preserve"> — y es justo la trama que impide que las dos puntas lleven </w:t>
+        <w:t xml:space="preserve">: los dos </w:t>
+      </w:r>
+      <w:r>
+        <w:rPr>
+          <w:rFonts w:ascii="Consolas" w:hAnsi="Consolas"/>
+          <w:color w:val="960000"/>
+          <w:sz w:val="20"/>
+        </w:rPr>
+        <w:t>ESP32</w:t>
+      </w:r>
+      <w:r>
+        <w:rPr>
+          <w:b w:val="0"/>
+          <w:color w:val="960000"/>
+          <w:sz w:val="20"/>
+        </w:rPr>
+        <w:t xml:space="preserve"> no se hablan. </w:t>
       </w:r>
       <w:r>
         <w:rPr>
@@ -3341,7 +3643,7 @@
           <w:color w:val="960000"/>
           <w:sz w:val="20"/>
         </w:rPr>
-        <w:t>calendarios desacoplados</w:t>
+        <w:t>Poner en hora un poste NO pone en hora el cruce</w:t>
       </w:r>
       <w:r>
         <w:rPr>
@@ -3349,7 +3651,7 @@
           <w:color w:val="960000"/>
           <w:sz w:val="20"/>
         </w:rPr>
-        <w:t xml:space="preserve">, que es lo que </w:t>
+        <w:t xml:space="preserve"> — hay que visitar los dos con la app, y </w:t>
       </w:r>
       <w:r>
         <w:rPr>
@@ -3357,7 +3659,7 @@
           <w:color w:val="960000"/>
           <w:sz w:val="20"/>
         </w:rPr>
-        <w:t>protocolo.h:41</w:t>
+        <w:t>CMD:LEER_RTC</w:t>
       </w:r>
       <w:r>
         <w:rPr>
@@ -3365,7 +3667,71 @@
           <w:color w:val="960000"/>
           <w:sz w:val="20"/>
         </w:rPr>
-        <w:t xml:space="preserve"> describe: *«va PRIMERO en la secuencia»*.</w:t>
+        <w:t xml:space="preserve"> (</w:t>
+      </w:r>
+      <w:r>
+        <w:rPr>
+          <w:rFonts w:ascii="Consolas" w:hAnsi="Consolas"/>
+          <w:color w:val="960000"/>
+          <w:sz w:val="20"/>
+        </w:rPr>
+        <w:t>D-17</w:t>
+      </w:r>
+      <w:r>
+        <w:rPr>
+          <w:b w:val="0"/>
+          <w:color w:val="960000"/>
+          <w:sz w:val="20"/>
+        </w:rPr>
+        <w:t xml:space="preserve">) permite </w:t>
+      </w:r>
+      <w:r>
+        <w:rPr>
+          <w:b/>
+          <w:color w:val="960000"/>
+          <w:sz w:val="20"/>
+        </w:rPr>
+        <w:t>consultarlos sin cambiarlos</w:t>
+      </w:r>
+      <w:r>
+        <w:rPr>
+          <w:b w:val="0"/>
+          <w:color w:val="960000"/>
+          <w:sz w:val="20"/>
+        </w:rPr>
+        <w:t xml:space="preserve"> y ver el desfase. Detalle en </w:t>
+      </w:r>
+      <w:r>
+        <w:rPr>
+          <w:rFonts w:ascii="Consolas" w:hAnsi="Consolas"/>
+          <w:color w:val="960000"/>
+          <w:sz w:val="20"/>
+        </w:rPr>
+        <w:t>11_Manual_Instalacion_RTC_DS3231_Bateria.md</w:t>
+      </w:r>
+      <w:r>
+        <w:rPr>
+          <w:b w:val="0"/>
+          <w:color w:val="960000"/>
+          <w:sz w:val="20"/>
+        </w:rPr>
+        <w:t xml:space="preserve">. ✅ </w:t>
+      </w:r>
+      <w:r>
+        <w:rPr>
+          <w:b/>
+          <w:color w:val="960000"/>
+          <w:sz w:val="20"/>
+        </w:rPr>
+        <w:t>Lo que de este apartado sigue siendo cierto, y es lo único que decide sobre las radios: no hay nada que reconfigurar en la radio por la sincronización horaria.</w:t>
+      </w:r>
+      <w:r>
+        <w:rPr>
+          <w:b w:val="0"/>
+          <w:color w:val="960000"/>
+          <w:sz w:val="20"/>
+        </w:rPr>
+        <w:t xml:space="preserve"> La tabla de abajo se conserva entera por eso.</w:t>
       </w:r>
     </w:p>
     <w:p>

--- a/05_Funcional/4_Manual_Configuracion_Radios.docx
+++ b/05_Funcional/4_Manual_Configuracion_Radios.docx
@@ -3611,7 +3611,7 @@
           <w:color w:val="960000"/>
           <w:sz w:val="20"/>
         </w:rPr>
-        <w:t>hay dos por cruce, y NADA los sincroniza entre sí</w:t>
+        <w:t>hay dos por cruce</w:t>
       </w:r>
       <w:r>
         <w:rPr>
@@ -3619,7 +3619,7 @@
           <w:color w:val="960000"/>
           <w:sz w:val="20"/>
         </w:rPr>
-        <w:t xml:space="preserve">: los dos </w:t>
+        <w:t xml:space="preserve">, y </w:t>
       </w:r>
       <w:r>
         <w:rPr>
@@ -3627,7 +3627,7 @@
           <w:color w:val="960000"/>
           <w:sz w:val="20"/>
         </w:rPr>
-        <w:t>ESP32</w:t>
+        <w:t>CMD:LEER_RTC</w:t>
       </w:r>
       <w:r>
         <w:rPr>
@@ -3635,7 +3635,23 @@
           <w:color w:val="960000"/>
           <w:sz w:val="20"/>
         </w:rPr>
-        <w:t xml:space="preserve"> no se hablan. </w:t>
+        <w:t xml:space="preserve"> (</w:t>
+      </w:r>
+      <w:r>
+        <w:rPr>
+          <w:rFonts w:ascii="Consolas" w:hAnsi="Consolas"/>
+          <w:color w:val="960000"/>
+          <w:sz w:val="20"/>
+        </w:rPr>
+        <w:t>D-17</w:t>
+      </w:r>
+      <w:r>
+        <w:rPr>
+          <w:b w:val="0"/>
+          <w:color w:val="960000"/>
+          <w:sz w:val="20"/>
+        </w:rPr>
+        <w:t xml:space="preserve">) permite </w:t>
       </w:r>
       <w:r>
         <w:rPr>
@@ -3643,7 +3659,7 @@
           <w:color w:val="960000"/>
           <w:sz w:val="20"/>
         </w:rPr>
-        <w:t>Poner en hora un poste NO pone en hora el cruce</w:t>
+        <w:t>consultarlos sin cambiarlos</w:t>
       </w:r>
       <w:r>
         <w:rPr>
@@ -3651,7 +3667,7 @@
           <w:color w:val="960000"/>
           <w:sz w:val="20"/>
         </w:rPr>
-        <w:t xml:space="preserve"> — hay que visitar los dos con la app, y </w:t>
+        <w:t xml:space="preserve"> y ver el desfase. Detalle en </w:t>
       </w:r>
       <w:r>
         <w:rPr>
@@ -3659,7 +3675,7 @@
           <w:color w:val="960000"/>
           <w:sz w:val="20"/>
         </w:rPr>
-        <w:t>CMD:LEER_RTC</w:t>
+        <w:t>11_Manual_Instalacion_RTC_DS3231_Bateria.md</w:t>
       </w:r>
       <w:r>
         <w:rPr>
@@ -3667,7 +3683,23 @@
           <w:color w:val="960000"/>
           <w:sz w:val="20"/>
         </w:rPr>
-        <w:t xml:space="preserve"> (</w:t>
+        <w:t>. ~~</w:t>
+      </w:r>
+      <w:r>
+        <w:rPr>
+          <w:b/>
+          <w:color w:val="960000"/>
+          <w:sz w:val="20"/>
+        </w:rPr>
+        <w:t>y NADA los sincroniza entre sí</w:t>
+      </w:r>
+      <w:r>
+        <w:rPr>
+          <w:b w:val="0"/>
+          <w:color w:val="960000"/>
+          <w:sz w:val="20"/>
+        </w:rPr>
+        <w:t xml:space="preserve">: los dos </w:t>
       </w:r>
       <w:r>
         <w:rPr>
@@ -3675,7 +3707,7 @@
           <w:color w:val="960000"/>
           <w:sz w:val="20"/>
         </w:rPr>
-        <w:t>D-17</w:t>
+        <w:t>ESP32</w:t>
       </w:r>
       <w:r>
         <w:rPr>
@@ -3683,7 +3715,7 @@
           <w:color w:val="960000"/>
           <w:sz w:val="20"/>
         </w:rPr>
-        <w:t xml:space="preserve">) permite </w:t>
+        <w:t xml:space="preserve"> no se hablan. </w:t>
       </w:r>
       <w:r>
         <w:rPr>
@@ -3691,7 +3723,7 @@
           <w:color w:val="960000"/>
           <w:sz w:val="20"/>
         </w:rPr>
-        <w:t>consultarlos sin cambiarlos</w:t>
+        <w:t>Poner en hora un poste NO pone en hora el cruce</w:t>
       </w:r>
       <w:r>
         <w:rPr>
@@ -3699,7 +3731,22 @@
           <w:color w:val="960000"/>
           <w:sz w:val="20"/>
         </w:rPr>
-        <w:t xml:space="preserve"> y ver el desfase. Detalle en </w:t>
+        <w:t xml:space="preserve"> — hay que visitar los dos con la app.~~</w:t>
+      </w:r>
+    </w:p>
+    <w:p>
+      <w:pPr>
+        <w:spacing w:after="160"/>
+        <w:ind w:left="360"/>
+        <w:shd w:val="clear" w:fill="FFF4E5"/>
+      </w:pPr>
+      <w:r>
+        <w:rPr>
+          <w:b w:val="0"/>
+          <w:color w:val="960000"/>
+          <w:sz w:val="20"/>
+        </w:rPr>
+        <w:t xml:space="preserve">🔴 07/09 · </w:t>
       </w:r>
       <w:r>
         <w:rPr>
@@ -3707,7 +3754,7 @@
           <w:color w:val="960000"/>
           <w:sz w:val="20"/>
         </w:rPr>
-        <w:t>11_Manual_Instalacion_RTC_DS3231_Bateria.md</w:t>
+        <w:t>D-20</w:t>
       </w:r>
       <w:r>
         <w:rPr>
@@ -3715,7 +3762,358 @@
           <w:color w:val="960000"/>
           <w:sz w:val="20"/>
         </w:rPr>
-        <w:t xml:space="preserve">. ✅ </w:t>
+        <w:t xml:space="preserve"> — Y ESTO CAMBIA LO QUE ESTE APARTADO SIGNIFICA PARA LAS RADIOS </w:t>
+      </w:r>
+      <w:r>
+        <w:rPr>
+          <w:b/>
+          <w:color w:val="960000"/>
+          <w:sz w:val="20"/>
+        </w:rPr>
+        <w:t>Lo tachado de arriba lleva fecha del 07/09 por la mañana, y `D-20` lo deroga esa misma tarde.</w:t>
+      </w:r>
+      <w:r>
+        <w:rPr>
+          <w:b w:val="0"/>
+          <w:color w:val="960000"/>
+          <w:sz w:val="20"/>
+        </w:rPr>
+        <w:t xml:space="preserve"> Se deja a la vista a propósito: </w:t>
+      </w:r>
+      <w:r>
+        <w:rPr>
+          <w:b/>
+          <w:color w:val="960000"/>
+          <w:sz w:val="20"/>
+        </w:rPr>
+        <w:t>una frase puede caducar el mismo día en que se escribe</w:t>
+      </w:r>
+      <w:r>
+        <w:rPr>
+          <w:b w:val="0"/>
+          <w:color w:val="960000"/>
+          <w:sz w:val="20"/>
+        </w:rPr>
+        <w:t xml:space="preserve">, y la que desaparece en silencio se vuelve a proponer. Fila </w:t>
+      </w:r>
+      <w:r>
+        <w:rPr>
+          <w:b/>
+          <w:color w:val="960000"/>
+          <w:sz w:val="20"/>
+        </w:rPr>
+        <w:t>`D-20`</w:t>
+      </w:r>
+      <w:r>
+        <w:rPr>
+          <w:b w:val="0"/>
+          <w:color w:val="960000"/>
+          <w:sz w:val="20"/>
+        </w:rPr>
+        <w:t xml:space="preserve"> de </w:t>
+      </w:r>
+      <w:r>
+        <w:rPr>
+          <w:rFonts w:ascii="Consolas" w:hAnsi="Consolas"/>
+          <w:color w:val="960000"/>
+          <w:sz w:val="20"/>
+        </w:rPr>
+        <w:t>DECISIONES.md</w:t>
+      </w:r>
+      <w:r>
+        <w:rPr>
+          <w:b w:val="0"/>
+          <w:color w:val="960000"/>
+          <w:sz w:val="20"/>
+        </w:rPr>
+        <w:t xml:space="preserve">: &gt; </w:t>
+      </w:r>
+      <w:r>
+        <w:rPr>
+          <w:b/>
+          <w:color w:val="960000"/>
+          <w:sz w:val="20"/>
+        </w:rPr>
+        <w:t>La autoridad de la hora es el ESP32, siempre y para todo.</w:t>
+      </w:r>
+      <w:r>
+        <w:rPr>
+          <w:b w:val="0"/>
+          <w:color w:val="960000"/>
+          <w:sz w:val="20"/>
+        </w:rPr>
+        <w:t xml:space="preserve"> La app se la da al </w:t>
+      </w:r>
+      <w:r>
+        <w:rPr>
+          <w:b/>
+          <w:color w:val="960000"/>
+          <w:sz w:val="20"/>
+        </w:rPr>
+        <w:t>ESP32 &gt; Maestro</w:t>
+      </w:r>
+      <w:r>
+        <w:rPr>
+          <w:b w:val="0"/>
+          <w:color w:val="960000"/>
+          <w:sz w:val="20"/>
+        </w:rPr>
+        <w:t xml:space="preserve">; ése al </w:t>
+      </w:r>
+      <w:r>
+        <w:rPr>
+          <w:b/>
+          <w:color w:val="960000"/>
+          <w:sz w:val="20"/>
+        </w:rPr>
+        <w:t>ESP32 Esclavo</w:t>
+      </w:r>
+      <w:r>
+        <w:rPr>
+          <w:b w:val="0"/>
+          <w:color w:val="960000"/>
+          <w:sz w:val="20"/>
+        </w:rPr>
+        <w:t xml:space="preserve">; y el STM32 de cada punta la recibe </w:t>
+      </w:r>
+      <w:r>
+        <w:rPr>
+          <w:b/>
+          <w:color w:val="960000"/>
+          <w:sz w:val="20"/>
+        </w:rPr>
+        <w:t>de su propio ESP32</w:t>
+      </w:r>
+      <w:r>
+        <w:rPr>
+          <w:b w:val="0"/>
+          <w:color w:val="960000"/>
+          <w:sz w:val="20"/>
+        </w:rPr>
+        <w:t xml:space="preserve">. &gt; </w:t>
+      </w:r>
+      <w:r>
+        <w:rPr>
+          <w:b/>
+          <w:color w:val="960000"/>
+          <w:sz w:val="20"/>
+        </w:rPr>
+        <w:t>El Maestro manda la hora y el Esclavo hace caso siempre: hay UNA sola fuente.</w:t>
+      </w:r>
+      <w:r>
+        <w:rPr>
+          <w:b w:val="0"/>
+          <w:color w:val="960000"/>
+          <w:sz w:val="20"/>
+        </w:rPr>
+        <w:t xml:space="preserve"> &gt; </w:t>
+      </w:r>
+      <w:r>
+        <w:rPr>
+          <w:b/>
+          <w:color w:val="960000"/>
+          <w:sz w:val="20"/>
+        </w:rPr>
+        <w:t>Consecuencia dura: la app NO pone la hora en el poste 2. Nunca.</w:t>
+      </w:r>
+      <w:r>
+        <w:rPr>
+          <w:b w:val="0"/>
+          <w:color w:val="960000"/>
+          <w:sz w:val="20"/>
+        </w:rPr>
+        <w:t xml:space="preserve"> ✅ </w:t>
+      </w:r>
+      <w:r>
+        <w:rPr>
+          <w:b/>
+          <w:color w:val="960000"/>
+          <w:sz w:val="20"/>
+        </w:rPr>
+        <w:t>Sigue siendo cierto que los dos `ESP32` no se hablan</w:t>
+      </w:r>
+      <w:r>
+        <w:rPr>
+          <w:b w:val="0"/>
+          <w:color w:val="960000"/>
+          <w:sz w:val="20"/>
+        </w:rPr>
+        <w:t xml:space="preserve"> — y eso es precisamente lo que pone a las radios en el centro. </w:t>
+      </w:r>
+      <w:r>
+        <w:rPr>
+          <w:b/>
+          <w:color w:val="960000"/>
+          <w:sz w:val="20"/>
+        </w:rPr>
+        <w:t>El único enlace entre postes es la radio, entre los STM32</w:t>
+      </w:r>
+      <w:r>
+        <w:rPr>
+          <w:b w:val="0"/>
+          <w:color w:val="960000"/>
+          <w:sz w:val="20"/>
+        </w:rPr>
+        <w:t>, así que la hora viaja: ``</w:t>
+      </w:r>
+      <w:r>
+        <w:rPr>
+          <w:rFonts w:ascii="Consolas" w:hAnsi="Consolas"/>
+          <w:color w:val="960000"/>
+          <w:sz w:val="20"/>
+        </w:rPr>
+        <w:t xml:space="preserve">text ESP32-M  -&gt;  STM32-M  -&gt;  R A D I O  -&gt;  STM32-E  -&gt;  ESP32-E (DS3231)     cartero                     cartero      (DS3231) </w:t>
+      </w:r>
+      <w:r>
+        <w:rPr>
+          <w:rFonts w:ascii="Consolas" w:hAnsi="Consolas"/>
+          <w:color w:val="960000"/>
+          <w:sz w:val="20"/>
+        </w:rPr>
+      </w:r>
+      <w:r>
+        <w:rPr>
+          <w:rFonts w:ascii="Consolas" w:hAnsi="Consolas"/>
+          <w:color w:val="960000"/>
+          <w:sz w:val="20"/>
+        </w:rPr>
+        <w:t xml:space="preserve"> 🔴 **Y aquí está lo que este manual tiene que decir y no decía: con </w:t>
+      </w:r>
+      <w:r>
+        <w:rPr>
+          <w:b w:val="0"/>
+          <w:color w:val="960000"/>
+          <w:sz w:val="20"/>
+        </w:rPr>
+        <w:t>D-20</w:t>
+      </w:r>
+      <w:r>
+        <w:rPr>
+          <w:rFonts w:ascii="Consolas" w:hAnsi="Consolas"/>
+          <w:color w:val="960000"/>
+          <w:sz w:val="20"/>
+        </w:rPr>
+        <w:t xml:space="preserve">, el enlace de radio deja de ser sólo el que coordina las luces y pasa a ser TAMBIÉN el único camino de la hora al poste 2.** El apartado se titula *«la sincronización horaria NO exige tocar las radios»* — **y eso sigue siendo verdad: no hay nada que reconfigurar** (la tabla de abajo se conserva entera). Lo que cambia es el **peso** del enlace: un enlace flojo ya no degrada sólo la coordinación. ✅ **Pero no es un punto único de fallo del reloj, y conviene decirlo para no sobredimensionar la antena por el motivo equivocado: el </w:t>
+      </w:r>
+      <w:r>
+        <w:rPr>
+          <w:b w:val="0"/>
+          <w:color w:val="960000"/>
+          <w:sz w:val="20"/>
+        </w:rPr>
+        <w:t>DS3231</w:t>
+      </w:r>
+      <w:r>
+        <w:rPr>
+          <w:rFonts w:ascii="Consolas" w:hAnsi="Consolas"/>
+          <w:color w:val="960000"/>
+          <w:sz w:val="20"/>
+        </w:rPr>
+        <w:t xml:space="preserve"> del poste 2 tiene pila y conserva la hora que ya tenía.** *Perder la radio no es perder la hora.* Lo que obliga es a **poner en hora el poste 2 en la PUESTA EN MARCHA, no durante la avería.** ⚠️ **</w:t>
+      </w:r>
+      <w:r>
+        <w:rPr>
+          <w:b w:val="0"/>
+          <w:color w:val="960000"/>
+          <w:sz w:val="20"/>
+        </w:rPr>
+        <w:t>D-20</w:t>
+      </w:r>
+      <w:r>
+        <w:rPr>
+          <w:rFonts w:ascii="Consolas" w:hAnsi="Consolas"/>
+          <w:color w:val="960000"/>
+          <w:sz w:val="20"/>
+        </w:rPr>
+        <w:t xml:space="preserve"> está DECIDIDA Y SIN CONSTRUIR (07/09).** Las tramas </w:t>
+      </w:r>
+      <w:r>
+        <w:rPr>
+          <w:b w:val="0"/>
+          <w:color w:val="960000"/>
+          <w:sz w:val="20"/>
+        </w:rPr>
+        <w:t>0x07</w:t>
+      </w:r>
+      <w:r>
+        <w:rPr>
+          <w:rFonts w:ascii="Consolas" w:hAnsi="Consolas"/>
+          <w:color w:val="960000"/>
+          <w:sz w:val="20"/>
+        </w:rPr>
+        <w:t>–</w:t>
+      </w:r>
+      <w:r>
+        <w:rPr>
+          <w:b w:val="0"/>
+          <w:color w:val="960000"/>
+          <w:sz w:val="20"/>
+        </w:rPr>
+        <w:t>0x0F</w:t>
+      </w:r>
+      <w:r>
+        <w:rPr>
+          <w:rFonts w:ascii="Consolas" w:hAnsi="Consolas"/>
+          <w:color w:val="960000"/>
+          <w:sz w:val="20"/>
+        </w:rPr>
+        <w:t xml:space="preserve"> y </w:t>
+      </w:r>
+      <w:r>
+        <w:rPr>
+          <w:b w:val="0"/>
+          <w:color w:val="960000"/>
+          <w:sz w:val="20"/>
+        </w:rPr>
+        <w:t>0x10</w:t>
+      </w:r>
+      <w:r>
+        <w:rPr>
+          <w:rFonts w:ascii="Consolas" w:hAnsi="Consolas"/>
+          <w:color w:val="960000"/>
+          <w:sz w:val="20"/>
+        </w:rPr>
+        <w:t xml:space="preserve"> que este apartado describe **existen y hoy no transportan nada útil**: siembran el RTC del STM32, que no cuenta. Con </w:t>
+      </w:r>
+      <w:r>
+        <w:rPr>
+          <w:b w:val="0"/>
+          <w:color w:val="960000"/>
+          <w:sz w:val="20"/>
+        </w:rPr>
+        <w:t>D-20</w:t>
+      </w:r>
+      <w:r>
+        <w:rPr>
+          <w:rFonts w:ascii="Consolas" w:hAnsi="Consolas"/>
+          <w:color w:val="960000"/>
+          <w:sz w:val="20"/>
+        </w:rPr>
+        <w:t xml:space="preserve"> construida **volverán a ser el camino bueno**, pero alimentando al </w:t>
+      </w:r>
+      <w:r>
+        <w:rPr>
+          <w:b w:val="0"/>
+          <w:color w:val="960000"/>
+          <w:sz w:val="20"/>
+        </w:rPr>
+        <w:t xml:space="preserve">ESP32` del Esclavo en vez de a un contador parado. </w:t>
+      </w:r>
+      <w:r>
+        <w:rPr>
+          <w:b/>
+          <w:color w:val="960000"/>
+          <w:sz w:val="20"/>
+        </w:rPr>
+        <w:t>No es una trama nueva: es la misma con otro destinatario.</w:t>
+      </w:r>
+      <w:r>
+        <w:rPr>
+          <w:b w:val="0"/>
+          <w:color w:val="960000"/>
+          <w:sz w:val="20"/>
+        </w:rPr>
+        <w:t xml:space="preserve"> ✅ </w:t>
       </w:r>
       <w:r>
         <w:rPr>
